--- a/Entregable2/Entregable2_Documento_APA.docx
+++ b/Entregable2/Entregable2_Documento_APA.docx
@@ -17,9 +17,9 @@
           <w:b/>
           <w:sz w:val="28"/>
         </w:rPr>
-        <w:t>Reduccion de Dimensionalidad y Modelamiento Supervisado</w:t>
+        <w:t>Reducción de Dimensionalidad y Modelamiento Supervisado</w:t>
         <w:br/>
-        <w:t>sobre el Dataset Heart Disease (UCI)</w:t>
+        <w:t>en el Dataset Heart Disease (UCI)</w:t>
         <w:br/>
         <w:br/>
         <w:t>Entregable 2</w:t>
@@ -62,7 +62,7 @@
           <w:rFonts w:ascii="Times New Roman" w:hAnsi="Times New Roman"/>
           <w:sz w:val="24"/>
         </w:rPr>
-        <w:t>Programa de Desarrollo de Software, Noveno Semestre</w:t>
+        <w:t>Programa de Desarrollo de Software – Noveno Semestre</w:t>
       </w:r>
     </w:p>
     <w:p>
@@ -75,7 +75,7 @@
           <w:rFonts w:ascii="Times New Roman" w:hAnsi="Times New Roman"/>
           <w:sz w:val="24"/>
         </w:rPr>
-        <w:t>Seminario de Ciencia de los Datos</w:t>
+        <w:t>Seminario de Ciencia de Datos</w:t>
       </w:r>
     </w:p>
     <w:p>
@@ -101,7 +101,7 @@
           <w:rFonts w:ascii="Times New Roman" w:hAnsi="Times New Roman"/>
           <w:sz w:val="24"/>
         </w:rPr>
-        <w:t>20 de mayo de 2026</w:t>
+        <w:t>Mayo de 2026</w:t>
       </w:r>
     </w:p>
     <w:p>
@@ -133,7 +133,7 @@
           <w:rFonts w:ascii="Times New Roman" w:hAnsi="Times New Roman"/>
           <w:sz w:val="24"/>
         </w:rPr>
-        <w:t>El presente entregable da continuidad al analisis exploratorio del dataset Heart Disease (Cleveland), profundizando en las fases avanzadas del proceso CRISP-DM: Preparacion de los Datos, Modelado y Evaluacion. Se aplico Analisis de Componentes Principales (PCA) sobre las 13 variables predictoras estandarizadas, encontrando que ocho componentes preservan el 80% de la varianza original. Se complementa con un metodo de filtro por correlacion de Pearson para identificar las cinco variables mas asociadas al diagnostico de enfermedad coronaria. Finalmente, se entrenaron y compararon dos modelos supervisados de clasificacion binaria: Regresion Logistica y Arbol de Decision. La Regresion Logistica obtuvo un mejor desempeno en todas las metricas evaluadas (accuracy = 0.85, F1 = 0.85 y ROC-AUC = 0.95), superando al Arbol de Decision (accuracy = 0.80, F1 = 0.80, ROC-AUC = 0.81). Los resultados confirman que un preprocesamiento riguroso, sumado a una seleccion adecuada del modelo, produce un clasificador clinicamente util para apoyar la deteccion temprana de enfermedad cardiaca.</w:t>
+        <w:t>Este segundo entregable continúa el trabajo sobre el dataset Heart Disease (Cleveland). Después del preprocesamiento del primer entregable, aquí se aplican las fases de modelado y evaluación de CRISP-DM. Primero se hizo Análisis de Componentes Principales (PCA) sobre las 13 variables predictoras estandarizadas: se necesitan 8 componentes para conservar el 80 % de la varianza. Después se aplicó un filtro por correlación de Pearson para identificar las cinco variables más relacionadas con la variable objetivo. Finalmente se entrenaron y compararon dos modelos supervisados: Regresión Logística y Árbol de Decisión. La Regresión Logística ganó en todas las métricas evaluadas (accuracy 0.85, F1 0.85, ROC-AUC 0.95) contra 0.80, 0.80 y 0.81 del árbol. La conclusión principal es que el preprocesamiento que se hizo en el Entregable 1 sí tuvo impacto en el resultado final.</w:t>
       </w:r>
     </w:p>
     <w:p>
@@ -145,7 +145,7 @@
           <w:rFonts w:ascii="Times New Roman" w:hAnsi="Times New Roman"/>
           <w:sz w:val="24"/>
         </w:rPr>
-        <w:t>Palabras clave: PCA, seleccion de caracteristicas, regresion logistica, arbol de decision, clasificacion clinica.</w:t>
+        <w:t>Palabras clave: PCA, selección de características, regresión logística, árbol de decisión, clasificación clínica.</w:t>
       </w:r>
     </w:p>
     <w:p>
@@ -165,7 +165,7 @@
           <w:b/>
           <w:sz w:val="28"/>
         </w:rPr>
-        <w:t>Introduccion</w:t>
+        <w:t>Introducción</w:t>
       </w:r>
     </w:p>
     <w:p>
@@ -177,7 +177,7 @@
           <w:rFonts w:ascii="Times New Roman" w:hAnsi="Times New Roman"/>
           <w:sz w:val="24"/>
         </w:rPr>
-        <w:t>Tras la fase de comprension y preparacion documentada en el primer entregable, el segundo entregable aborda dos retos: simplificar la estructura del dataset mediante reduccion de dimensionalidad y construir modelos predictivos que cuantifiquen el aporte del preprocesamiento realizado. La reduccion dimensional es una etapa metodologica clave cuando se trabaja con variables correlacionadas, pues permite aislar la varianza relevante, mitigar el riesgo de sobreajuste y facilitar la interpretacion de los resultados (Jolliffe, 2002).</w:t>
+        <w:t>Una vez limpio el dataset, el siguiente paso es probar técnicas más avanzadas: reducir la dimensionalidad para entender qué variables explican la mayor parte de la información, y comparar modelos para ver cuál clasifica mejor el diagnóstico. Reducir dimensionalidad ayuda a evitar el problema de la maldición de la dimensionalidad y a interpretar mejor lo que está pasando con los datos (Jolliffe, 2002).</w:t>
       </w:r>
     </w:p>
     <w:p>
@@ -189,7 +189,7 @@
           <w:rFonts w:ascii="Times New Roman" w:hAnsi="Times New Roman"/>
           <w:sz w:val="24"/>
         </w:rPr>
-        <w:t>En el ambito clinico, los modelos supervisados sobre datos cardiologicos deben balancear poder predictivo e interpretabilidad. Un medico no solo necesita saber si un paciente esta clasificado como en riesgo, sino tambien que variables y en que magnitud lo determinan. Por ello, en este trabajo se comparan dos enfoques complementarios: la Regresion Logistica como representante de los modelos parametricos lineales y el Arbol de Decision como ejemplo de modelo no parametrico basado en reglas.</w:t>
+        <w:t>Para un problema clínico como este, el modelo no solo tiene que predecir bien: también tiene que ser interpretable, porque un médico necesita saber por qué se está clasificando a un paciente como en riesgo. Por eso decidí comparar dos modelos con filosofías distintas: la Regresión Logística (lineal, paramétrica) y el Árbol de Decisión (no lineal, basado en reglas). Ambos están vistos en clase y son los primeros que aparecen como ejemplos en la rúbrica del profesor.</w:t>
       </w:r>
     </w:p>
     <w:p>
@@ -229,7 +229,7 @@
           <w:rFonts w:ascii="Times New Roman" w:hAnsi="Times New Roman"/>
           <w:sz w:val="24"/>
         </w:rPr>
-        <w:t>Aplicar tecnicas avanzadas de reduccion dimensional y modelamiento supervisado al dataset Heart Disease preprocesado, evaluando el aporte del proceso de limpieza realizado en el primer entregable.</w:t>
+        <w:t>Aplicar PCA y modelamiento supervisado al dataset Heart Disease preprocesado, comparando dos modelos de clasificación.</w:t>
       </w:r>
     </w:p>
     <w:p>
@@ -243,7 +243,7 @@
           <w:b/>
           <w:sz w:val="24"/>
         </w:rPr>
-        <w:t>Objetivos especificos</w:t>
+        <w:t>Objetivos específicos</w:t>
       </w:r>
     </w:p>
     <w:p>
@@ -257,7 +257,7 @@
           <w:rFonts w:ascii="Times New Roman" w:hAnsi="Times New Roman"/>
           <w:sz w:val="24"/>
         </w:rPr>
-        <w:t>Ejecutar PCA sobre las variables estandarizadas y determinar cuantos componentes son necesarios para preservar al menos el 80% de la varianza.</w:t>
+        <w:t>Ejecutar PCA sobre las variables estandarizadas y determinar cuántos componentes se necesitan para preservar al menos el 80 % de la varianza.</w:t>
       </w:r>
     </w:p>
     <w:p>
@@ -271,7 +271,7 @@
           <w:rFonts w:ascii="Times New Roman" w:hAnsi="Times New Roman"/>
           <w:sz w:val="24"/>
         </w:rPr>
-        <w:t>Identificar las cinco variables mas correlacionadas con la variable objetivo mediante un metodo de filtro de Pearson.</w:t>
+        <w:t>Identificar las cinco variables más correlacionadas con el target usando un filtro de Pearson.</w:t>
       </w:r>
     </w:p>
     <w:p>
@@ -285,7 +285,7 @@
           <w:rFonts w:ascii="Times New Roman" w:hAnsi="Times New Roman"/>
           <w:sz w:val="24"/>
         </w:rPr>
-        <w:t>Entrenar y comparar Regresion Logistica y Arbol de Decision mediante metricas de clasificacion estandar.</w:t>
+        <w:t>Entrenar y comparar Regresión Logística y Árbol de Decisión usando accuracy, precisión, recall, F1 y ROC-AUC.</w:t>
       </w:r>
     </w:p>
     <w:p>
@@ -299,7 +299,7 @@
           <w:rFonts w:ascii="Times New Roman" w:hAnsi="Times New Roman"/>
           <w:sz w:val="24"/>
         </w:rPr>
-        <w:t>Reflexionar sobre el impacto del preprocesamiento en el desempeno final del modelo.</w:t>
+        <w:t>Reflexionar sobre cómo el preprocesamiento del Entregable 1 influyó en el desempeño final.</w:t>
       </w:r>
     </w:p>
     <w:p>
@@ -319,7 +319,7 @@
           <w:b/>
           <w:sz w:val="28"/>
         </w:rPr>
-        <w:t>Marco Teorico</w:t>
+        <w:t>Marco teórico</w:t>
       </w:r>
     </w:p>
     <w:p>
@@ -333,7 +333,7 @@
           <w:b/>
           <w:sz w:val="26"/>
         </w:rPr>
-        <w:t>Analisis de Componentes Principales</w:t>
+        <w:t>Análisis de Componentes Principales (PCA)</w:t>
       </w:r>
     </w:p>
     <w:p>
@@ -345,7 +345,7 @@
           <w:rFonts w:ascii="Times New Roman" w:hAnsi="Times New Roman"/>
           <w:sz w:val="24"/>
         </w:rPr>
-        <w:t>El Analisis de Componentes Principales (PCA) es una tecnica no supervisada de reduccion de dimensionalidad que proyecta las observaciones sobre un conjunto nuevo de variables ortogonales (componentes principales), ordenadas por la varianza que explican. Matematicamente, los componentes se obtienen como los vectores propios de la matriz de covarianza de los datos estandarizados, y la varianza explicada por cada componente corresponde a su valor propio asociado (Jolliffe, 2002). La regla del 80% de varianza acumulada y el criterio del codo (scree plot) son las heuristicas mas utilizadas para elegir el numero de componentes a retener.</w:t>
+        <w:t>PCA es una técnica no supervisada que transforma las variables originales en un nuevo conjunto de variables (los componentes principales) que son combinaciones lineales de las originales y están ordenadas por la varianza que explican. Matemáticamente, los componentes son los vectores propios de la matriz de covarianza de los datos estandarizados (Jolliffe, 2002). Para decidir cuántos componentes usar hay varias reglas; las más comunes son el criterio del codo en el scree plot y el umbral del 80 % de varianza acumulada.</w:t>
       </w:r>
     </w:p>
     <w:p>
@@ -359,7 +359,7 @@
           <w:b/>
           <w:sz w:val="26"/>
         </w:rPr>
-        <w:t>Seleccion de caracteristicas por filtro</w:t>
+        <w:t>Selección de características por filtro</w:t>
       </w:r>
     </w:p>
     <w:p>
@@ -371,7 +371,7 @@
           <w:rFonts w:ascii="Times New Roman" w:hAnsi="Times New Roman"/>
           <w:sz w:val="24"/>
         </w:rPr>
-        <w:t>Los metodos de filtro evaluan la relevancia de cada feature de manera independiente al modelo, usando criterios estadisticos como la correlacion de Pearson, el chi-cuadrado o la informacion mutua (Guyon y Elisseeff, 2003). Son rapidos, no dependen del clasificador y son utiles como paso previo o como complemento a metodos wrapper. En este trabajo se uso la correlacion de Pearson por su sencillez y su alineacion natural con la hipotesis lineal que asumira la regresion logistica.</w:t>
+        <w:t>Los métodos de filtro evalúan cada variable de forma independiente al modelo, usando criterios estadísticos como la correlación de Pearson o el chi-cuadrado (Guyon y Elisseeff, 2003). Aquí usé Pearson porque es la más sencilla y porque coincide bien con el supuesto lineal de la regresión logística.</w:t>
       </w:r>
     </w:p>
     <w:p>
@@ -385,7 +385,7 @@
           <w:b/>
           <w:sz w:val="26"/>
         </w:rPr>
-        <w:t>Modelos supervisados</w:t>
+        <w:t>Regresión Logística y Árbol de Decisión</w:t>
       </w:r>
     </w:p>
     <w:p>
@@ -397,7 +397,19 @@
           <w:rFonts w:ascii="Times New Roman" w:hAnsi="Times New Roman"/>
           <w:sz w:val="24"/>
         </w:rPr>
-        <w:t>La Regresion Logistica modela el logaritmo del odds-ratio como una combinacion lineal de las features, devolviendo una probabilidad mediante la funcion sigmoide. Sus coeficientes son directamente interpretables como cambios en odds-ratios por unidad de la variable (Hastie et al., 2009). El Arbol de Decision, en cambio, particiona el espacio de features en regiones rectangulares optimizando una medida de impureza (Gini o entropia). Es no lineal, captura interacciones automaticamente, pero es propenso al sobreajuste si no se controla la profundidad o la regularizacion.</w:t>
+        <w:t>La Regresión Logística modela la probabilidad de pertenecer a una clase como una combinación lineal de las features pasada por la función sigmoide. Sus coeficientes son interpretables como cambios en el log-odds-ratio (Hastie et al., 2009).</w:t>
+      </w:r>
+    </w:p>
+    <w:p>
+      <w:pPr>
+        <w:jc w:val="both"/>
+      </w:pPr>
+      <w:r>
+        <w:rPr>
+          <w:rFonts w:ascii="Times New Roman" w:hAnsi="Times New Roman"/>
+          <w:sz w:val="24"/>
+        </w:rPr>
+        <w:t>El Árbol de Decisión va dividiendo el espacio de variables en regiones, eligiendo en cada paso la división que más reduce la impureza (medida normalmente con Gini o entropía). Es no lineal y captura interacciones automáticamente, pero tiende a sobreajustar si no se limita la profundidad (Quinlan, 1986).</w:t>
       </w:r>
     </w:p>
     <w:p>
@@ -417,7 +429,7 @@
           <w:b/>
           <w:sz w:val="28"/>
         </w:rPr>
-        <w:t>Metodologia</w:t>
+        <w:t>Metodología</w:t>
       </w:r>
     </w:p>
     <w:p>
@@ -429,7 +441,7 @@
           <w:rFonts w:ascii="Times New Roman" w:hAnsi="Times New Roman"/>
           <w:sz w:val="24"/>
         </w:rPr>
-        <w:t>El analisis se desarrollo en Python 3.13 con las librerias pandas, numpy, scikit-learn, scipy, matplotlib y seaborn. El notebook adjunto reconstruye el preprocesamiento del primer entregable para ser totalmente autocontenido. El procedimiento seguido cubre los topicos VI a VIII del cronograma del seminario.</w:t>
+        <w:t>Todo se trabajó en Python 3.13 con pandas, numpy, scikit-learn, scipy, matplotlib y seaborn. El notebook adjunto reconstruye internamente el preprocesamiento del Entregable 1, por lo que se puede ejecutar de forma independiente.</w:t>
       </w:r>
     </w:p>
     <w:p>
@@ -443,7 +455,7 @@
           <w:b/>
           <w:sz w:val="26"/>
         </w:rPr>
-        <w:t>Particion del dataset y semilla</w:t>
+        <w:t>División del dataset</w:t>
       </w:r>
     </w:p>
     <w:p>
@@ -455,7 +467,7 @@
           <w:rFonts w:ascii="Times New Roman" w:hAnsi="Times New Roman"/>
           <w:sz w:val="24"/>
         </w:rPr>
-        <w:t>El dataset preprocesado se dividio en 80% de entrenamiento (242 observaciones) y 20% de prueba (61 observaciones) usando un muestreo estratificado por la variable objetivo para preservar la proporcion de clases en ambos conjuntos. Se fijo random_state = 42 para garantizar la reproducibilidad de los resultados.</w:t>
+        <w:t>Dividí el dataset en 80 % de entrenamiento (242 registros) y 20 % de prueba (61 registros) con muestreo estratificado por el target. Usé random_state = 42 para que los resultados sean reproducibles.</w:t>
       </w:r>
     </w:p>
     <w:p>
@@ -469,7 +481,7 @@
           <w:b/>
           <w:sz w:val="26"/>
         </w:rPr>
-        <w:t>Hiperparametros y escalado</w:t>
+        <w:t>Hiperparámetros</w:t>
       </w:r>
     </w:p>
     <w:p>
@@ -481,7 +493,7 @@
           <w:rFonts w:ascii="Times New Roman" w:hAnsi="Times New Roman"/>
           <w:sz w:val="24"/>
         </w:rPr>
-        <w:t>La Regresion Logistica se entreno con max_iter = 2000 sobre las features escaladas (StandardScaler) para garantizar la convergencia y la comparabilidad de los coeficientes. El Arbol de Decision se limito a max_depth = 5 para mitigar el sobreajuste, con class_weight balanceado frente al desbalance ligero de la variable objetivo. Las metricas de evaluacion incluyen accuracy, precision, recall, F1-score y ROC-AUC, complementadas con validacion cruzada de cinco pliegues sobre el conjunto de entrenamiento.</w:t>
+        <w:t>Para la Regresión Logística estandaricé las features con StandardScaler y usé max_iter = 2000 para evitar problemas de convergencia. Para el Árbol de Decisión limité la profundidad máxima a 5 para evitar sobreajuste, y activé class_weight = 'balanced' porque las clases están un poco desbalanceadas (54/46). Como métricas reporté accuracy, precision, recall, F1-score y ROC-AUC, más una validación cruzada de 5 pliegues.</w:t>
       </w:r>
     </w:p>
     <w:p>
@@ -515,7 +527,7 @@
           <w:b/>
           <w:sz w:val="26"/>
         </w:rPr>
-        <w:t>VI. Analisis de Componentes Principales</w:t>
+        <w:t>VI. Análisis de Componentes Principales</w:t>
       </w:r>
     </w:p>
     <w:p>
@@ -527,7 +539,7 @@
           <w:rFonts w:ascii="Times New Roman" w:hAnsi="Times New Roman"/>
           <w:sz w:val="24"/>
         </w:rPr>
-        <w:t>Se aplico PCA sobre las 13 variables predictoras previamente estandarizadas. La Figura 1 muestra el scree plot con la varianza individual y acumulada de cada componente, asi como la proyeccion 2D sobre los dos primeros componentes coloreada por la variable objetivo.</w:t>
+        <w:t>Apliqué PCA sobre las 13 variables predictoras después de estandarizarlas (esto es importante porque PCA es sensible a la escala). La Figura 1 muestra el scree plot y la proyección 2D sobre los dos primeros componentes.</w:t>
       </w:r>
     </w:p>
     <w:p>
@@ -538,7 +550,7 @@
       <w:r>
         <w:drawing>
           <wp:inline xmlns:a="http://schemas.openxmlformats.org/drawingml/2006/main" xmlns:pic="http://schemas.openxmlformats.org/drawingml/2006/picture">
-            <wp:extent cx="5486400" cy="1906340"/>
+            <wp:extent cx="5486400" cy="1912872"/>
             <wp:docPr id="1" name="Picture 1"/>
             <wp:cNvGraphicFramePr>
               <a:graphicFrameLocks noChangeAspect="1"/>
@@ -559,7 +571,7 @@
                   <pic:spPr>
                     <a:xfrm>
                       <a:off x="0" y="0"/>
-                      <a:ext cx="5486400" cy="1906340"/>
+                      <a:ext cx="5486400" cy="1912872"/>
                     </a:xfrm>
                     <a:prstGeom prst="rect"/>
                   </pic:spPr>
@@ -573,7 +585,6 @@
     <w:p>
       <w:pPr>
         <w:ind w:firstLine="0"/>
-        <w:jc w:val="left"/>
       </w:pPr>
       <w:r>
         <w:rPr>
@@ -590,7 +601,7 @@
           <w:i/>
           <w:sz w:val="22"/>
         </w:rPr>
-        <w:t>Scree plot de la varianza explicada (izquierda) y proyeccion 2D del dataset sobre los dos primeros componentes principales (derecha). Elaboracion propia.</w:t>
+        <w:t>Scree plot (izquierda) y proyección sobre los dos primeros componentes (derecha).</w:t>
       </w:r>
     </w:p>
     <w:p>
@@ -612,7 +623,7 @@
           <w:i/>
           <w:sz w:val="22"/>
         </w:rPr>
-        <w:t>Varianza explicada por los primeros 10 componentes principales</w:t>
+        <w:t>Varianza explicada por los primeros 10 componentes</w:t>
       </w:r>
     </w:p>
     <w:tbl>
@@ -1124,7 +1135,7 @@
           <w:rFonts w:ascii="Times New Roman" w:hAnsi="Times New Roman"/>
           <w:sz w:val="24"/>
         </w:rPr>
-        <w:t>Se requieren 8 componentes para alcanzar el 80% de varianza acumulada y 10 para el 90%. Esta reduccion (de 13 a 8 variables, equivalente al 38% del espacio original) representa un punto de equilibrio razonable entre simplificacion e informacion preservada. La proyeccion 2D del panel derecho de la Figura 1 muestra que el primer componente separa moderadamente las dos clases del diagnostico, lo cual es alentador para la fase de modelado.</w:t>
+        <w:t>Para llegar al 80 % de varianza acumulada se necesitan 8 componentes, y para el 90 % se necesitan 10. O sea que con 8 componentes se reduce un 38 % la dimensión del dataset sin perder información importante. En la proyección 2D del panel derecho de la Figura 1 ya se ven dos nubes que se separan parcialmente entre pacientes con y sin enfermedad, lo cual es buena señal para el modelado.</w:t>
       </w:r>
     </w:p>
     <w:p>
@@ -1135,7 +1146,7 @@
       <w:r>
         <w:drawing>
           <wp:inline xmlns:a="http://schemas.openxmlformats.org/drawingml/2006/main" xmlns:pic="http://schemas.openxmlformats.org/drawingml/2006/picture">
-            <wp:extent cx="5486400" cy="4093369"/>
+            <wp:extent cx="5486400" cy="4097655"/>
             <wp:docPr id="2" name="Picture 2"/>
             <wp:cNvGraphicFramePr>
               <a:graphicFrameLocks noChangeAspect="1"/>
@@ -1156,7 +1167,7 @@
                   <pic:spPr>
                     <a:xfrm>
                       <a:off x="0" y="0"/>
-                      <a:ext cx="5486400" cy="4093369"/>
+                      <a:ext cx="5486400" cy="4097655"/>
                     </a:xfrm>
                     <a:prstGeom prst="rect"/>
                   </pic:spPr>
@@ -1170,7 +1181,6 @@
     <w:p>
       <w:pPr>
         <w:ind w:firstLine="0"/>
-        <w:jc w:val="left"/>
       </w:pPr>
       <w:r>
         <w:rPr>
@@ -1187,7 +1197,7 @@
           <w:i/>
           <w:sz w:val="22"/>
         </w:rPr>
-        <w:t>Mapa de cargas (loadings) de los primeros ocho componentes principales. Elaboracion propia.</w:t>
+        <w:t>Mapa de cargas de los primeros 8 componentes.</w:t>
       </w:r>
     </w:p>
     <w:p>
@@ -1199,7 +1209,7 @@
           <w:rFonts w:ascii="Times New Roman" w:hAnsi="Times New Roman"/>
           <w:sz w:val="24"/>
         </w:rPr>
-        <w:t>La interpretacion de cargas permite asignar significado a los componentes. El primer componente (PC1) carga positivamente sobre oldpeak, exang, thal y ca, todas relacionadas con sintomas y hallazgos por imagen de enfermedad coronaria; puede leerse como un indice de severidad cardiaca. El segundo componente (PC2) carga sobre sex, chol y age, conformando un eje demografico y metabolico.</w:t>
+        <w:t>Mirando las cargas se les puede dar significado a los componentes. PC1 carga sobre oldpeak, exang, thal y ca, todas variables que miden síntomas o hallazgos por imagen de enfermedad coronaria, así que se podría interpretar como un eje de severidad. PC2 carga sobre sex, chol y age, más como un eje demográfico-metabólico.</w:t>
       </w:r>
     </w:p>
     <w:p>
@@ -1213,7 +1223,7 @@
           <w:b/>
           <w:sz w:val="26"/>
         </w:rPr>
-        <w:t>VII. Seleccion de caracteristicas</w:t>
+        <w:t>VII. Selección de características</w:t>
       </w:r>
     </w:p>
     <w:p>
@@ -1225,7 +1235,7 @@
           <w:rFonts w:ascii="Times New Roman" w:hAnsi="Times New Roman"/>
           <w:sz w:val="24"/>
         </w:rPr>
-        <w:t>Se calculo el valor absoluto de la correlacion de Pearson entre cada feature y la variable objetivo. La Figura 3 presenta el ranking completo y la Tabla 2 las cinco variables seleccionadas como mas relevantes.</w:t>
+        <w:t>Calculé la correlación de Pearson (valor absoluto) entre cada variable y el target. La Figura 3 muestra el ranking completo y la Tabla 2 las cinco variables seleccionadas.</w:t>
       </w:r>
     </w:p>
     <w:p>
@@ -1236,7 +1246,7 @@
       <w:r>
         <w:drawing>
           <wp:inline xmlns:a="http://schemas.openxmlformats.org/drawingml/2006/main" xmlns:pic="http://schemas.openxmlformats.org/drawingml/2006/picture">
-            <wp:extent cx="5486400" cy="2695284"/>
+            <wp:extent cx="5486400" cy="2695353"/>
             <wp:docPr id="3" name="Picture 3"/>
             <wp:cNvGraphicFramePr>
               <a:graphicFrameLocks noChangeAspect="1"/>
@@ -1257,7 +1267,7 @@
                   <pic:spPr>
                     <a:xfrm>
                       <a:off x="0" y="0"/>
-                      <a:ext cx="5486400" cy="2695284"/>
+                      <a:ext cx="5486400" cy="2695353"/>
                     </a:xfrm>
                     <a:prstGeom prst="rect"/>
                   </pic:spPr>
@@ -1271,7 +1281,6 @@
     <w:p>
       <w:pPr>
         <w:ind w:firstLine="0"/>
-        <w:jc w:val="left"/>
       </w:pPr>
       <w:r>
         <w:rPr>
@@ -1288,7 +1297,7 @@
           <w:i/>
           <w:sz w:val="22"/>
         </w:rPr>
-        <w:t>Importancia de cada variable medida por el valor absoluto de la correlacion de Pearson con el target. Las cinco variables resaltadas superan el umbral del top 5. Elaboracion propia.</w:t>
+        <w:t>Correlación absoluta de cada variable con el target.</w:t>
       </w:r>
     </w:p>
     <w:p>
@@ -1310,7 +1319,7 @@
           <w:i/>
           <w:sz w:val="22"/>
         </w:rPr>
-        <w:t>Top 5 features mas correlacionadas con la variable objetivo</w:t>
+        <w:t>Top 5 variables más correlacionadas con el target</w:t>
       </w:r>
     </w:p>
     <w:tbl>
@@ -1351,7 +1360,7 @@
                 <w:b/>
                 <w:sz w:val="21"/>
               </w:rPr>
-              <w:t>|Correlacion|</w:t>
+              <w:t>|Correlación|</w:t>
             </w:r>
           </w:p>
         </w:tc>
@@ -1366,7 +1375,7 @@
                 <w:b/>
                 <w:sz w:val="21"/>
               </w:rPr>
-              <w:t>Interpretacion clinica</w:t>
+              <w:t>Significado clínico</w:t>
             </w:r>
           </w:p>
         </w:tc>
@@ -1410,7 +1419,7 @@
                 <w:rFonts w:ascii="Times New Roman" w:hAnsi="Times New Roman"/>
                 <w:sz w:val="21"/>
               </w:rPr>
-              <w:t>Tipo de talasemia (3, 6, 7)</w:t>
+              <w:t>Tipo de talasemia</w:t>
             </w:r>
           </w:p>
         </w:tc>
@@ -1542,7 +1551,7 @@
                 <w:rFonts w:ascii="Times New Roman" w:hAnsi="Times New Roman"/>
                 <w:sz w:val="21"/>
               </w:rPr>
-              <w:t>Depresion ST inducida por ejercicio</w:t>
+              <w:t>Depresión ST por ejercicio</w:t>
             </w:r>
           </w:p>
         </w:tc>
@@ -1586,7 +1595,7 @@
                 <w:rFonts w:ascii="Times New Roman" w:hAnsi="Times New Roman"/>
                 <w:sz w:val="21"/>
               </w:rPr>
-              <w:t>Frecuencia cardiaca maxima alcanzada</w:t>
+              <w:t>Frecuencia cardíaca máxima</w:t>
             </w:r>
           </w:p>
         </w:tc>
@@ -1602,7 +1611,7 @@
           <w:rFonts w:ascii="Times New Roman" w:hAnsi="Times New Roman"/>
           <w:sz w:val="24"/>
         </w:rPr>
-        <w:t>Las cinco variables seleccionadas tienen una interpretacion clinica directa: sintomas (exang), respuesta al esfuerzo (oldpeak, thalach), hallazgos de imagen (ca) y comorbilidades hematologicas (thal). Las variables con menor poder predictivo (fbs, chol y trestbps) son factores de riesgo a largo plazo pero malos indicadores del estado actual del paciente, lo que coincide con la literatura cardiologica.</w:t>
+        <w:t>Tiene sentido clínico que estas sean las variables más predictivas: casi todas tienen que ver con síntomas (exang) o con la respuesta al ejercicio (oldpeak, thalach), o con hallazgos por imagen (ca, thal). Por otro lado, las variables menos correlacionadas (fbs, chol, trestbps) son factores de riesgo de largo plazo pero no dicen mucho del estado actual del paciente.</w:t>
       </w:r>
     </w:p>
     <w:p>
@@ -1628,7 +1637,7 @@
           <w:rFonts w:ascii="Times New Roman" w:hAnsi="Times New Roman"/>
           <w:sz w:val="24"/>
         </w:rPr>
-        <w:t>Se entrenaron dos modelos supervisados sobre el conjunto de entrenamiento y se evaluaron en el conjunto de prueba retenido. La Tabla 3 sintetiza las metricas obtenidas y la Figura 4 presenta las matrices de confusion comparativas.</w:t>
+        <w:t>Entrené Regresión Logística y Árbol de Decisión sobre el conjunto de entrenamiento y los evalué en el de prueba. La Tabla 3 resume las métricas.</w:t>
       </w:r>
     </w:p>
     <w:p>
@@ -1650,7 +1659,7 @@
           <w:i/>
           <w:sz w:val="22"/>
         </w:rPr>
-        <w:t>Metricas de evaluacion en el conjunto de prueba</w:t>
+        <w:t>Métricas de evaluación en el conjunto de prueba</w:t>
       </w:r>
     </w:p>
     <w:tbl>
@@ -1770,7 +1779,7 @@
                 <w:rFonts w:ascii="Times New Roman" w:hAnsi="Times New Roman"/>
                 <w:sz w:val="21"/>
               </w:rPr>
-              <w:t>Regresion Logistica</w:t>
+              <w:t>Regresión Logística</w:t>
             </w:r>
           </w:p>
         </w:tc>
@@ -1856,7 +1865,7 @@
                 <w:rFonts w:ascii="Times New Roman" w:hAnsi="Times New Roman"/>
                 <w:sz w:val="21"/>
               </w:rPr>
-              <w:t>Arbol de Decision</w:t>
+              <w:t>Árbol de Decisión</w:t>
             </w:r>
           </w:p>
         </w:tc>
@@ -1941,7 +1950,7 @@
       <w:r>
         <w:drawing>
           <wp:inline xmlns:a="http://schemas.openxmlformats.org/drawingml/2006/main" xmlns:pic="http://schemas.openxmlformats.org/drawingml/2006/picture">
-            <wp:extent cx="5486400" cy="2181515"/>
+            <wp:extent cx="5486400" cy="2190939"/>
             <wp:docPr id="4" name="Picture 4"/>
             <wp:cNvGraphicFramePr>
               <a:graphicFrameLocks noChangeAspect="1"/>
@@ -1962,7 +1971,7 @@
                   <pic:spPr>
                     <a:xfrm>
                       <a:off x="0" y="0"/>
-                      <a:ext cx="5486400" cy="2181515"/>
+                      <a:ext cx="5486400" cy="2190939"/>
                     </a:xfrm>
                     <a:prstGeom prst="rect"/>
                   </pic:spPr>
@@ -1976,7 +1985,6 @@
     <w:p>
       <w:pPr>
         <w:ind w:firstLine="0"/>
-        <w:jc w:val="left"/>
       </w:pPr>
       <w:r>
         <w:rPr>
@@ -1993,7 +2001,7 @@
           <w:i/>
           <w:sz w:val="22"/>
         </w:rPr>
-        <w:t>Matrices de confusion sobre el conjunto de prueba (n = 61). Elaboracion propia.</w:t>
+        <w:t>Matrices de confusión (n = 61 en el conjunto de prueba).</w:t>
       </w:r>
     </w:p>
     <w:p>
@@ -2005,7 +2013,7 @@
           <w:rFonts w:ascii="Times New Roman" w:hAnsi="Times New Roman"/>
           <w:sz w:val="24"/>
         </w:rPr>
-        <w:t>La Regresion Logistica supera al Arbol de Decision en las cinco metricas evaluadas. El recall del 92.9% sobre la clase con enfermedad es particularmente relevante en un contexto clinico, donde el costo de un falso negativo (no detectar un paciente enfermo) es superior al de un falso positivo. La validacion cruzada de cinco pliegues confirma el patron: la logistica alcanza 0.8263 ± 0.0504 de accuracy, frente a 0.7151 ± 0.0620 del arbol.</w:t>
+        <w:t>La Regresión Logística ganó en las cinco métricas. Lo más importante para mí fue el recall del 92.9 % sobre la clase con enfermedad: en un problema clínico es peor pasar por alto a un paciente enfermo (falso negativo) que mandar a un sano a más exámenes (falso positivo). La validación cruzada de 5 pliegues confirma el patrón: la logística llega a 0.8263 ± 0.0504 frente a 0.7151 ± 0.0620 del árbol, y además es más estable (menor desviación estándar).</w:t>
       </w:r>
     </w:p>
     <w:p>
@@ -2016,7 +2024,7 @@
       <w:r>
         <w:drawing>
           <wp:inline xmlns:a="http://schemas.openxmlformats.org/drawingml/2006/main" xmlns:pic="http://schemas.openxmlformats.org/drawingml/2006/picture">
-            <wp:extent cx="5486400" cy="4669767"/>
+            <wp:extent cx="5486400" cy="4677214"/>
             <wp:docPr id="5" name="Picture 5"/>
             <wp:cNvGraphicFramePr>
               <a:graphicFrameLocks noChangeAspect="1"/>
@@ -2037,7 +2045,7 @@
                   <pic:spPr>
                     <a:xfrm>
                       <a:off x="0" y="0"/>
-                      <a:ext cx="5486400" cy="4669767"/>
+                      <a:ext cx="5486400" cy="4677214"/>
                     </a:xfrm>
                     <a:prstGeom prst="rect"/>
                   </pic:spPr>
@@ -2051,7 +2059,6 @@
     <w:p>
       <w:pPr>
         <w:ind w:firstLine="0"/>
-        <w:jc w:val="left"/>
       </w:pPr>
       <w:r>
         <w:rPr>
@@ -2068,7 +2075,7 @@
           <w:i/>
           <w:sz w:val="22"/>
         </w:rPr>
-        <w:t>Curva ROC comparativa para los dos modelos evaluados. La logistica alcanza AUC = 0.95, frente a 0.81 del arbol. Elaboracion propia.</w:t>
+        <w:t>Curva ROC comparativa de los dos modelos.</w:t>
       </w:r>
     </w:p>
     <w:p>
@@ -2080,7 +2087,7 @@
           <w:rFonts w:ascii="Times New Roman" w:hAnsi="Times New Roman"/>
           <w:sz w:val="24"/>
         </w:rPr>
-        <w:t>La curva ROC de la Figura 5 muestra que el Arbol de Decision toma decisiones discretas (la curva forma escalones) mientras que la Regresion Logistica produce una clasificacion mas suave y proxima al vertice superior izquierdo, equivalente a un AUC de 0.95.</w:t>
+        <w:t>La curva ROC de la Figura 5 muestra otra ventaja de la regresión logística: produce predicciones más suaves (la curva es continua), mientras que el árbol da una curva escalonada porque su salida es más discreta. Un AUC de 0.95 es muy buen resultado.</w:t>
       </w:r>
     </w:p>
     <w:p>
@@ -2091,7 +2098,7 @@
       <w:r>
         <w:drawing>
           <wp:inline xmlns:a="http://schemas.openxmlformats.org/drawingml/2006/main" xmlns:pic="http://schemas.openxmlformats.org/drawingml/2006/picture">
-            <wp:extent cx="5486400" cy="2738221"/>
+            <wp:extent cx="5486400" cy="2739218"/>
             <wp:docPr id="6" name="Picture 6"/>
             <wp:cNvGraphicFramePr>
               <a:graphicFrameLocks noChangeAspect="1"/>
@@ -2112,7 +2119,7 @@
                   <pic:spPr>
                     <a:xfrm>
                       <a:off x="0" y="0"/>
-                      <a:ext cx="5486400" cy="2738221"/>
+                      <a:ext cx="5486400" cy="2739218"/>
                     </a:xfrm>
                     <a:prstGeom prst="rect"/>
                   </pic:spPr>
@@ -2126,7 +2133,6 @@
     <w:p>
       <w:pPr>
         <w:ind w:firstLine="0"/>
-        <w:jc w:val="left"/>
       </w:pPr>
       <w:r>
         <w:rPr>
@@ -2143,7 +2149,7 @@
           <w:i/>
           <w:sz w:val="22"/>
         </w:rPr>
-        <w:t>Arbol de Decision aprendido con profundidad maxima 5. Las dos primeras divisiones se hacen sobre thal y ca. Elaboracion propia.</w:t>
+        <w:t>Árbol de Decisión final con profundidad 5.</w:t>
       </w:r>
     </w:p>
     <w:p>
@@ -2154,7 +2160,7 @@
       <w:r>
         <w:drawing>
           <wp:inline xmlns:a="http://schemas.openxmlformats.org/drawingml/2006/main" xmlns:pic="http://schemas.openxmlformats.org/drawingml/2006/picture">
-            <wp:extent cx="5486400" cy="1903387"/>
+            <wp:extent cx="5486400" cy="1909052"/>
             <wp:docPr id="7" name="Picture 7"/>
             <wp:cNvGraphicFramePr>
               <a:graphicFrameLocks noChangeAspect="1"/>
@@ -2163,7 +2169,7 @@
               <a:graphicData uri="http://schemas.openxmlformats.org/drawingml/2006/picture">
                 <pic:pic>
                   <pic:nvPicPr>
-                    <pic:cNvPr id="0" name="07_importancia_variables.png"/>
+                    <pic:cNvPr id="0" name="07_importancia.png"/>
                     <pic:cNvPicPr/>
                   </pic:nvPicPr>
                   <pic:blipFill>
@@ -2175,7 +2181,7 @@
                   <pic:spPr>
                     <a:xfrm>
                       <a:off x="0" y="0"/>
-                      <a:ext cx="5486400" cy="1903387"/>
+                      <a:ext cx="5486400" cy="1909052"/>
                     </a:xfrm>
                     <a:prstGeom prst="rect"/>
                   </pic:spPr>
@@ -2189,7 +2195,6 @@
     <w:p>
       <w:pPr>
         <w:ind w:firstLine="0"/>
-        <w:jc w:val="left"/>
       </w:pPr>
       <w:r>
         <w:rPr>
@@ -2206,7 +2211,7 @@
           <w:i/>
           <w:sz w:val="22"/>
         </w:rPr>
-        <w:t>Importancia de variables del Arbol de Decision (izquierda, Gini) y coeficientes de la Regresion Logistica (derecha, escala estandarizada). Elaboracion propia.</w:t>
+        <w:t>Importancia de variables del árbol (izquierda) y coeficientes de la logística (derecha).</w:t>
       </w:r>
     </w:p>
     <w:p>
@@ -2218,7 +2223,7 @@
           <w:rFonts w:ascii="Times New Roman" w:hAnsi="Times New Roman"/>
           <w:sz w:val="24"/>
         </w:rPr>
-        <w:t>Ambos modelos coinciden en que las variables mas influyentes son las que el filtro de correlacion ya habia identificado (thal, ca, exang, oldpeak, cp), reforzando la coherencia interna del analisis.</w:t>
+        <w:t>Una observación interesante de la Figura 7: las variables que el árbol y la logística consideran más importantes son básicamente las mismas que el filtro de Pearson había identificado en la sección anterior (thal, ca, exang, oldpeak, cp). Esa coherencia entre filtro y modelos refuerza el resultado.</w:t>
       </w:r>
     </w:p>
     <w:p>
@@ -2238,7 +2243,7 @@
           <w:b/>
           <w:sz w:val="28"/>
         </w:rPr>
-        <w:t>Conclusiones y Reflexion</w:t>
+        <w:t>Conclusiones y reflexión</w:t>
       </w:r>
     </w:p>
     <w:p>
@@ -2252,7 +2257,7 @@
           <w:b/>
           <w:sz w:val="26"/>
         </w:rPr>
-        <w:t>Sintesis de hallazgos</w:t>
+        <w:t>Síntesis de resultados</w:t>
       </w:r>
     </w:p>
     <w:p>
@@ -2264,7 +2269,7 @@
           <w:rFonts w:ascii="Times New Roman" w:hAnsi="Times New Roman"/>
           <w:sz w:val="24"/>
         </w:rPr>
-        <w:t>El Analisis de Componentes Principales mostro que ocho componentes permiten conservar el 80% de la varianza original, una reduccion moderada que evita perder informacion clave en un dataset con solo 13 predictores. La interpretacion de cargas asocio el primer componente con un eje de severidad cardiaca y el segundo con un eje demografico metabolico.</w:t>
+        <w:t>El PCA permitió reducir el dataset de 13 a 8 variables manteniendo el 80 % de la varianza. El primer componente se puede interpretar como un índice de severidad cardíaca, lo que muestra que el PCA no es solo una técnica matemática: también ayuda a entender el problema.</w:t>
       </w:r>
     </w:p>
     <w:p>
@@ -2276,7 +2281,7 @@
           <w:rFonts w:ascii="Times New Roman" w:hAnsi="Times New Roman"/>
           <w:sz w:val="24"/>
         </w:rPr>
-        <w:t>El filtro por correlacion identifico cinco variables como las mas predictivas: thal, ca, exang, oldpeak y thalach. Esta seleccion es coherente con la importancia que asignaron ambos modelos supervisados y con la literatura cardiologica.</w:t>
+        <w:t>El filtro por correlación identificó cinco variables muy predictivas (thal, ca, exang, oldpeak, thalach), y lo bueno es que los dos modelos supervisados coincidieron en darles peso. Esa coherencia es importante.</w:t>
       </w:r>
     </w:p>
     <w:p>
@@ -2288,7 +2293,7 @@
           <w:rFonts w:ascii="Times New Roman" w:hAnsi="Times New Roman"/>
           <w:sz w:val="24"/>
         </w:rPr>
-        <w:t>En el modelamiento, la Regresion Logistica supero al Arbol de Decision en todas las metricas evaluadas (accuracy de 0.85 frente a 0.80, F1 de 0.85 frente a 0.80 y ROC-AUC de 0.95 frente a 0.81). Mas alla del desempeno bruto, la logistica ofrece dos ventajas adicionales para el contexto clinico: produce probabilidades calibradas que permiten ajustar umbrales segun el costo del error, y sus coeficientes son interpretables como odds-ratios.</w:t>
+        <w:t>Entre los dos modelos, la Regresión Logística superó al Árbol de Decisión en todas las métricas. Más allá del número, la logística tiene dos ventajas adicionales para un caso clínico: produce probabilidades que se pueden ajustar al costo de cada tipo de error, y sus coeficientes se pueden leer directamente como odds-ratios.</w:t>
       </w:r>
     </w:p>
     <w:p>
@@ -2302,7 +2307,7 @@
           <w:b/>
           <w:sz w:val="26"/>
         </w:rPr>
-        <w:t>Reflexion sobre el impacto del preprocesamiento</w:t>
+        <w:t>Impacto del preprocesamiento</w:t>
       </w:r>
     </w:p>
     <w:p>
@@ -2314,7 +2319,7 @@
           <w:rFonts w:ascii="Times New Roman" w:hAnsi="Times New Roman"/>
           <w:sz w:val="24"/>
         </w:rPr>
-        <w:t>Los resultados validan la inversion realizada en el primer entregable. El tratamiento de outliers por capping evito que valores extremos como colesterol 564 mg/dl distorsionaran los coeficientes de la regresion logistica, modelo sensible a la escala. La imputacion por regresion bayesiana preservo la relacion multivariada de la variable ca, una de las cinco mas relevantes segun el filtro de Pearson, evitando el sesgo que habria introducido una imputacion simple por mediana. Si el preprocesamiento se hubiese omitido, los seis nulos y los cuarenta outliers detectados habrian afectado tanto el entrenamiento como las metricas finales.</w:t>
+        <w:t>Esta es la pregunta que el profesor pide reflexionar: ¿el preprocesamiento del Entregable 1 sirvió de algo?</w:t>
       </w:r>
     </w:p>
     <w:p>
@@ -2326,7 +2331,19 @@
           <w:rFonts w:ascii="Times New Roman" w:hAnsi="Times New Roman"/>
           <w:sz w:val="24"/>
         </w:rPr>
-        <w:t>Adicionalmente, el escalado de variables previo a la regresion logistica fue determinante para la convergencia del optimizador y para que sus coeficientes fueran comparables en magnitud, una observacion frecuente en problemas con mezcla de variables continuas y discretas.</w:t>
+        <w:t>Mi respuesta es que sí, y por dos motivos concretos. Primero, el capping de outliers evitó que valores extremos como un colesterol de 564 mg/dl distorsionaran los coeficientes de la regresión logística, que es un modelo sensible a la escala. Segundo, la imputación por regresión bayesiana respetó la relación de la variable ca con las demás; si hubiera usado imputación simple por mediana, habría puesto cuatro ceros más en una variable que ya estaba sesgada hacia cero, y como ca terminó siendo la segunda variable más correlacionada con el target, eso habría afectado el modelo.</w:t>
+      </w:r>
+    </w:p>
+    <w:p>
+      <w:pPr>
+        <w:jc w:val="both"/>
+      </w:pPr>
+      <w:r>
+        <w:rPr>
+          <w:rFonts w:ascii="Times New Roman" w:hAnsi="Times New Roman"/>
+          <w:sz w:val="24"/>
+        </w:rPr>
+        <w:t>También fue importante el escalado de variables antes de la regresión logística. Sin estandarizar, las features con valores más grandes (como colesterol o presión arterial) dominarían el modelo aunque no fueran las más informativas.</w:t>
       </w:r>
     </w:p>
     <w:p>
@@ -2340,7 +2357,7 @@
           <w:b/>
           <w:sz w:val="26"/>
         </w:rPr>
-        <w:t>Limitaciones y trabajo futuro</w:t>
+        <w:t>Limitaciones</w:t>
       </w:r>
     </w:p>
     <w:p>
@@ -2352,7 +2369,7 @@
           <w:rFonts w:ascii="Times New Roman" w:hAnsi="Times New Roman"/>
           <w:sz w:val="24"/>
         </w:rPr>
-        <w:t>El estudio se limito a 303 observaciones de una sola clinica (Cleveland), lo cual restringe la generalizabilidad a otras poblaciones. Trabajo futuro deberia validar los modelos sobre los conjuntos paralelos del mismo proyecto UCI (Hungarian, Switzerland, Long Beach) y explorar modelos de ensamble como Random Forest y Gradient Boosting, asi como tecnicas de balanceo de clases en escenarios con desbalance mas pronunciado. La incorporacion de explicabilidad mediante valores SHAP permitiria reforzar la interpretabilidad clinica del modelo final.</w:t>
+        <w:t>El dataset tiene solo 303 registros de una sola clínica, así que los resultados no se pueden generalizar a otras poblaciones sin validarlos. El proyecto UCI publica conjuntos paralelos (Hungarian, Switzerland, Long Beach) que servirían para una validación externa. También sería interesante probar modelos más potentes como Random Forest o Gradient Boosting, y aplicar valores SHAP para explicar predicciones individuales.</w:t>
       </w:r>
     </w:p>
     <w:p>
@@ -2398,7 +2415,7 @@
           <w:rFonts w:ascii="Times New Roman" w:hAnsi="Times New Roman"/>
           <w:sz w:val="24"/>
         </w:rPr>
-        <w:t>Detrano, R., Janosi, A., Steinbrunn, W., Pfisterer, M., Schmid, J. J., Sandhu, S., Guppy, K. H., Lee, S., y Froelicher, V. (1989). International application of a new probability algorithm for the diagnosis of coronary artery disease. The American Journal of Cardiology, 64(5), 304-310. https://doi.org/10.1016/0002-9149(89)90524-9</w:t>
+        <w:t>Detrano, R., Janosi, A., Steinbrunn, W., Pfisterer, M., Schmid, J. J., Sandhu, S., Guppy, K. H., Lee, S., y Froelicher, V. (1989). International application of a new probability algorithm for the diagnosis of coronary artery disease. The American Journal of Cardiology, 64(5), 304-310.</w:t>
       </w:r>
     </w:p>
     <w:p>
@@ -2437,7 +2454,7 @@
           <w:rFonts w:ascii="Times New Roman" w:hAnsi="Times New Roman"/>
           <w:sz w:val="24"/>
         </w:rPr>
-        <w:t>Hastie, T., Tibshirani, R., y Friedman, J. (2009). The elements of statistical learning: Data mining, inference, and prediction (2.a ed.). Springer. https://doi.org/10.1007/978-0-387-84858-7</w:t>
+        <w:t>Hastie, T., Tibshirani, R., y Friedman, J. (2009). The elements of statistical learning (2.ª ed.). Springer.</w:t>
       </w:r>
     </w:p>
     <w:p>
@@ -2450,7 +2467,7 @@
           <w:rFonts w:ascii="Times New Roman" w:hAnsi="Times New Roman"/>
           <w:sz w:val="24"/>
         </w:rPr>
-        <w:t>Jolliffe, I. T. (2002). Principal component analysis (2.a ed.). Springer. https://doi.org/10.1007/b98835</w:t>
+        <w:t>Jolliffe, I. T. (2002). Principal component analysis (2.ª ed.). Springer.</w:t>
       </w:r>
     </w:p>
     <w:p>
@@ -2476,7 +2493,7 @@
           <w:rFonts w:ascii="Times New Roman" w:hAnsi="Times New Roman"/>
           <w:sz w:val="24"/>
         </w:rPr>
-        <w:t>Quinlan, J. R. (1986). Induction of decision trees. Machine Learning, 1(1), 81-106. https://doi.org/10.1007/BF00116251</w:t>
+        <w:t>Quinlan, J. R. (1986). Induction of decision trees. Machine Learning, 1(1), 81-106.</w:t>
       </w:r>
     </w:p>
     <w:sectPr>
@@ -2870,7 +2887,7 @@
     <w:qFormat/>
     <w:rsid w:val="00FC693F"/>
     <w:pPr>
-      <w:spacing w:line="480" w:lineRule="auto" w:before="0" w:after="0"/>
+      <w:spacing w:line="480" w:lineRule="auto"/>
       <w:ind w:firstLine="720"/>
     </w:pPr>
     <w:rPr>

--- a/Entregable2/Entregable2_Documento_APA.docx
+++ b/Entregable2/Entregable2_Documento_APA.docx
@@ -2379,6 +2379,84 @@
     </w:p>
     <w:p>
       <w:pPr>
+        <w:jc w:val="left"/>
+      </w:pPr>
+      <w:r>
+        <w:rPr>
+          <w:rFonts w:ascii="Times New Roman" w:hAnsi="Times New Roman" w:eastAsia="Times New Roman"/>
+          <w:b/>
+          <w:i w:val="0"/>
+          <w:sz w:val="26"/>
+        </w:rPr>
+        <w:t>Recursos del Proyecto</w:t>
+      </w:r>
+    </w:p>
+    <w:p>
+      <w:pPr>
+        <w:jc w:val="both"/>
+      </w:pPr>
+      <w:r>
+        <w:rPr>
+          <w:rFonts w:ascii="Times New Roman" w:hAnsi="Times New Roman" w:eastAsia="Times New Roman"/>
+          <w:b w:val="0"/>
+          <w:i w:val="0"/>
+          <w:sz w:val="24"/>
+        </w:rPr>
+        <w:t>El código fuente completo (notebooks de ambos entregables y el dashboard), la documentación y las instrucciones de reproducción se encuentran en el repositorio público de GitHub. Adicionalmente, como valor agregado, se desarrolló un dashboard interactivo desplegado en Streamlit Community Cloud que permite explorar el análisis y realizar predicciones en línea sin instalar nada.</w:t>
+      </w:r>
+    </w:p>
+    <w:p>
+      <w:pPr>
+        <w:jc w:val="left"/>
+      </w:pPr>
+      <w:r>
+        <w:rPr>
+          <w:rFonts w:ascii="Times New Roman" w:hAnsi="Times New Roman" w:eastAsia="Times New Roman"/>
+          <w:b/>
+          <w:i w:val="0"/>
+          <w:sz w:val="24"/>
+        </w:rPr>
+        <w:t xml:space="preserve">Repositorio (GitHub): </w:t>
+      </w:r>
+      <w:hyperlink r:id="rId17">
+        <w:r>
+          <w:rPr>
+            <w:rFonts w:ascii="Times New Roman" w:hAnsi="Times New Roman"/>
+            <w:sz w:val="24"/>
+            <w:color w:val="0563C1"/>
+            <w:u w:val="single"/>
+          </w:rPr>
+          <w:t xml:space="preserve">https://github.com/JAAM010/seminario-datos-heart-disease</w:t>
+        </w:r>
+      </w:hyperlink>
+    </w:p>
+    <w:p>
+      <w:pPr>
+        <w:jc w:val="left"/>
+      </w:pPr>
+      <w:r>
+        <w:rPr>
+          <w:rFonts w:ascii="Times New Roman" w:hAnsi="Times New Roman" w:eastAsia="Times New Roman"/>
+          <w:b/>
+          <w:i w:val="0"/>
+          <w:sz w:val="24"/>
+        </w:rPr>
+        <w:t xml:space="preserve">Dashboard interactivo (Streamlit): </w:t>
+      </w:r>
+      <w:hyperlink r:id="rId18">
+        <w:r>
+          <w:rPr>
+            <w:rFonts w:ascii="Times New Roman" w:hAnsi="Times New Roman"/>
+            <w:sz w:val="24"/>
+            <w:color w:val="0563C1"/>
+            <w:u w:val="single"/>
+          </w:rPr>
+          <w:t xml:space="preserve">https://heart-disease-jaam010.streamlit.app</w:t>
+        </w:r>
+      </w:hyperlink>
+    </w:p>
+    <w:p>
+      <w:pPr>
         <w:spacing w:before="120" w:after="120"/>
         <w:ind w:firstLine="0"/>
         <w:jc w:val="center"/>
